--- a/docs/beginner-guides/chapters/18 Nexora imports exports and migration.docx
+++ b/docs/beginner-guides/chapters/18 Nexora imports exports and migration.docx
@@ -22,7 +22,7 @@
     <w:p>
       <w:pPr/>
       <w:r>
-        <w:t>Source snapshot 13 October 2026 at 17:12 UTC</w:t>
+        <w:t>Source snapshot 14 October 2026 at 06:41 UTC</w:t>
       </w:r>
     </w:p>
     <w:p>
@@ -340,7 +340,7 @@
               <w:pStyle w:val="TableBody"/>
             </w:pPr>
             <w:r>
-              <w:t>S0538 WorkModule.cs</w:t>
+              <w:t>S0539 WorkModule.cs</w:t>
             </w:r>
           </w:p>
         </w:tc>
@@ -405,7 +405,7 @@
               <w:pStyle w:val="TableBody"/>
             </w:pPr>
             <w:r>
-              <w:t>S0520 WorkEntities.cs</w:t>
+              <w:t>S0521 WorkEntities.cs</w:t>
             </w:r>
           </w:p>
         </w:tc>
@@ -468,7 +468,7 @@
         <w:rPr>
           <w:b/>
         </w:rPr>
-        <w:t>Server S0538</w:t>
+        <w:t>Server S0539</w:t>
       </w:r>
     </w:p>
     <w:p>
@@ -491,7 +491,7 @@
         <w:rPr>
           <w:b/>
         </w:rPr>
-        <w:t>Data S0520</w:t>
+        <w:t>Data S0521</w:t>
       </w:r>
     </w:p>
     <w:p>
@@ -648,7 +648,7 @@
         <w:keepNext/>
       </w:pPr>
       <w:r>
-        <w:t>Source reference S0538 backend/src/Modules/Nexora.Modules.Work/WorkModule.cs</w:t>
+        <w:t>Source reference S0539 backend/src/Modules/Nexora.Modules.Work/WorkModule.cs</w:t>
       </w:r>
     </w:p>
     <w:p>
@@ -683,7 +683,7 @@
         <w:keepNext/>
       </w:pPr>
       <w:r>
-        <w:t>Source reference S0520 backend/src/Modules/Nexora.Modules.Work/Domain/WorkEntities.cs</w:t>
+        <w:t>Source reference S0521 backend/src/Modules/Nexora.Modules.Work/Domain/WorkEntities.cs</w:t>
       </w:r>
     </w:p>
     <w:p>
